--- a/docx/QUESTIONS.docx
+++ b/docx/QUESTIONS.docx
@@ -158,6 +158,26 @@
       </w:pPr>
       <w:r>
         <w:t xml:space="preserve">Сомнительные места</w:t>
+      </w:r>
+    </w:p>
+    <w:p>
+      <w:pPr>
+        <w:pStyle w:val="FirstParagraph"/>
+      </w:pPr>
+      <w:r>
+        <w:t xml:space="preserve">Строки — по возрастанию влияния на результат: сверху то, что почти ничего не меняет, внизу — то, что меняет</w:t>
+      </w:r>
+      <w:r>
+        <w:t xml:space="preserve"> </w:t>
+      </w:r>
+      <w:r>
+        <w:t xml:space="preserve">результаты заметно. Сложность исправления растёт так же, кроме Q1: исправить его просто (одни скобки),</w:t>
+      </w:r>
+      <w:r>
+        <w:t xml:space="preserve"> </w:t>
+      </w:r>
+      <w:r>
+        <w:t xml:space="preserve">а влияние большое. Номера Q прежние — по ним эти места помечены в коде и упоминаются в других документах.</w:t>
       </w:r>
     </w:p>
     <w:tbl>
@@ -253,6 +273,540 @@
               <w:pStyle w:val="Compact"/>
             </w:pPr>
             <w:r>
+              <w:t xml:space="preserve">Q6</w:t>
+            </w:r>
+          </w:p>
+        </w:tc>
+        <w:tc>
+          <w:tcPr/>
+          <w:p>
+            <w:pPr>
+              <w:pStyle w:val="Compact"/>
+            </w:pPr>
+            <w:r>
+              <w:t xml:space="preserve">две проверки формы траектории (</w:t>
+            </w:r>
+            <w:r>
+              <w:rPr>
+                <w:rStyle w:val="VerbatimChar"/>
+              </w:rPr>
+              <w:t xml:space="preserve">Tracker._extend</w:t>
+            </w:r>
+            <w:r>
+              <w:t xml:space="preserve">)</w:t>
+            </w:r>
+          </w:p>
+        </w:tc>
+        <w:tc>
+          <w:tcPr/>
+          <w:p>
+            <w:pPr>
+              <w:pStyle w:val="Compact"/>
+            </w:pPr>
+            <w:r>
+              <w:t xml:space="preserve">при совпадающих точках деление 0/0 = NaN, проверка молча проходит</w:t>
+            </w:r>
+          </w:p>
+        </w:tc>
+        <w:tc>
+          <w:tcPr/>
+          <w:p>
+            <w:pPr>
+              <w:pStyle w:val="Compact"/>
+            </w:pPr>
+            <w:r>
+              <w:t xml:space="preserve">поведение держится на NaN</w:t>
+            </w:r>
+          </w:p>
+        </w:tc>
+        <w:tc>
+          <w:tcPr/>
+          <w:p>
+            <w:pPr>
+              <w:pStyle w:val="Compact"/>
+            </w:pPr>
+            <w:r>
+              <w:t xml:space="preserve">записать без деления (</w:t>
+            </w:r>
+            <w:r>
+              <w:rPr>
+                <w:rStyle w:val="VerbatimChar"/>
+              </w:rPr>
+              <w:t xml:space="preserve">a &gt; порог·b</w:t>
+            </w:r>
+            <w:r>
+              <w:t xml:space="preserve">)</w:t>
+            </w:r>
+          </w:p>
+        </w:tc>
+        <w:tc>
+          <w:tcPr/>
+          <w:p>
+            <w:pPr>
+              <w:pStyle w:val="Compact"/>
+            </w:pPr>
+            <w:r>
+              <w:t xml:space="preserve">результат тот же (проверено)</w:t>
+            </w:r>
+          </w:p>
+        </w:tc>
+      </w:tr>
+      <w:tr>
+        <w:tc>
+          <w:tcPr/>
+          <w:p>
+            <w:pPr>
+              <w:pStyle w:val="Compact"/>
+            </w:pPr>
+            <w:r>
+              <w:t xml:space="preserve">Q7</w:t>
+            </w:r>
+          </w:p>
+        </w:tc>
+        <w:tc>
+          <w:tcPr/>
+          <w:p>
+            <w:pPr>
+              <w:pStyle w:val="Compact"/>
+            </w:pPr>
+            <w:r>
+              <w:t xml:space="preserve">поиск капель (</w:t>
+            </w:r>
+            <w:r>
+              <w:rPr>
+                <w:rStyle w:val="VerbatimChar"/>
+              </w:rPr>
+              <w:t xml:space="preserve">DropletFinder.find</w:t>
+            </w:r>
+            <w:r>
+              <w:t xml:space="preserve">)</w:t>
+            </w:r>
+          </w:p>
+        </w:tc>
+        <w:tc>
+          <w:tcPr/>
+          <w:p>
+            <w:pPr>
+              <w:pStyle w:val="Compact"/>
+            </w:pPr>
+            <w:r>
+              <w:t xml:space="preserve">«костыль»: перед canny в угол кадра рисуется полоска 0/1, после — угол 6×6 стирается</w:t>
+            </w:r>
+          </w:p>
+        </w:tc>
+        <w:tc>
+          <w:tcPr/>
+          <w:p>
+            <w:pPr>
+              <w:pStyle w:val="Compact"/>
+            </w:pPr>
+            <w:r>
+              <w:t xml:space="preserve">canny делит градиент на максимум по кадру; градиент полоски (0.733) всегда больше настоящих границ (проверено на 33 кадрах), т. е. порог фактически абсолютный: 0.1 × 0.733 = 0.0733</w:t>
+            </w:r>
+          </w:p>
+        </w:tc>
+        <w:tc>
+          <w:tcPr/>
+          <w:p>
+            <w:pPr>
+              <w:pStyle w:val="Compact"/>
+            </w:pPr>
+            <w:r>
+              <w:t xml:space="preserve">canny с явным абсолютным порогом 0.0733, кадр не трогать</w:t>
+            </w:r>
+          </w:p>
+        </w:tc>
+        <w:tc>
+          <w:tcPr/>
+          <w:p>
+            <w:pPr>
+              <w:pStyle w:val="Compact"/>
+            </w:pPr>
+            <w:r>
+              <w:t xml:space="preserve">почти ничего: число капель ±0.1 % (F40_1: 8025 → 8024, как у MATLAB)</w:t>
+            </w:r>
+          </w:p>
+        </w:tc>
+      </w:tr>
+      <w:tr>
+        <w:tc>
+          <w:tcPr/>
+          <w:p>
+            <w:pPr>
+              <w:pStyle w:val="Compact"/>
+            </w:pPr>
+            <w:r>
+              <w:t xml:space="preserve">Q4</w:t>
+            </w:r>
+          </w:p>
+        </w:tc>
+        <w:tc>
+          <w:tcPr/>
+          <w:p>
+            <w:pPr>
+              <w:pStyle w:val="Compact"/>
+            </w:pPr>
+            <w:r>
+              <w:t xml:space="preserve">спор двух траекторий за одну каплю (</w:t>
+            </w:r>
+            <w:r>
+              <w:rPr>
+                <w:rStyle w:val="VerbatimChar"/>
+              </w:rPr>
+              <w:t xml:space="preserve">Tracker._extend</w:t>
+            </w:r>
+            <w:r>
+              <w:t xml:space="preserve">)</w:t>
+            </w:r>
+          </w:p>
+        </w:tc>
+        <w:tc>
+          <w:tcPr/>
+          <w:p>
+            <w:pPr>
+              <w:pStyle w:val="Compact"/>
+            </w:pPr>
+            <w:r>
+              <w:rPr>
+                <w:rStyle w:val="VerbatimChar"/>
+              </w:rPr>
+              <w:t xml:space="preserve">taken_point_p(16)</w:t>
+            </w:r>
+            <w:r>
+              <w:t xml:space="preserve">,</w:t>
+            </w:r>
+            <w:r>
+              <w:t xml:space="preserve"> </w:t>
+            </w:r>
+            <w:r>
+              <w:rPr>
+                <w:rStyle w:val="VerbatimChar"/>
+              </w:rPr>
+              <w:t xml:space="preserve">taken_point_p(3)</w:t>
+            </w:r>
+            <w:r>
+              <w:t xml:space="preserve"> </w:t>
+            </w:r>
+            <w:r>
+              <w:t xml:space="preserve">— линейная индексация матрицы k×16; расстояние сравнивается с квадратом расстояния</w:t>
+            </w:r>
+          </w:p>
+        </w:tc>
+        <w:tc>
+          <w:tcPr/>
+          <w:p>
+            <w:pPr>
+              <w:pStyle w:val="Compact"/>
+            </w:pPr>
+            <w:r>
+              <w:t xml:space="preserve">берутся не «радиус поиска и расстояние последней точки» чужой траектории, а случайные элементы матрицы</w:t>
+            </w:r>
+          </w:p>
+        </w:tc>
+        <w:tc>
+          <w:tcPr/>
+          <w:p>
+            <w:pPr>
+              <w:pStyle w:val="Compact"/>
+            </w:pPr>
+            <w:r>
+              <w:rPr>
+                <w:rStyle w:val="VerbatimChar"/>
+              </w:rPr>
+              <w:t xml:space="preserve">taken_point_p(end,16)</w:t>
+            </w:r>
+            <w:r>
+              <w:t xml:space="preserve">,</w:t>
+            </w:r>
+            <w:r>
+              <w:t xml:space="preserve"> </w:t>
+            </w:r>
+            <w:r>
+              <w:rPr>
+                <w:rStyle w:val="VerbatimChar"/>
+              </w:rPr>
+              <w:t xml:space="preserve">taken_point_p(end,3)</w:t>
+            </w:r>
+            <w:r>
+              <w:t xml:space="preserve">; сравнивать расстояние с расстоянием</w:t>
+            </w:r>
+          </w:p>
+        </w:tc>
+        <w:tc>
+          <w:tcPr/>
+          <w:p>
+            <w:pPr>
+              <w:pStyle w:val="Compact"/>
+            </w:pPr>
+            <w:r>
+              <w:t xml:space="preserve">мало: F40_1 без изменений; 0204 длинных траекторий 400 → 398</w:t>
+            </w:r>
+          </w:p>
+        </w:tc>
+      </w:tr>
+      <w:tr>
+        <w:tc>
+          <w:tcPr/>
+          <w:p>
+            <w:pPr>
+              <w:pStyle w:val="Compact"/>
+            </w:pPr>
+            <w:r>
+              <w:t xml:space="preserve">Q5</w:t>
+            </w:r>
+          </w:p>
+        </w:tc>
+        <w:tc>
+          <w:tcPr/>
+          <w:p>
+            <w:pPr>
+              <w:pStyle w:val="Compact"/>
+            </w:pPr>
+            <w:r>
+              <w:t xml:space="preserve">погрешность предсказания полиномом (</w:t>
+            </w:r>
+            <w:r>
+              <w:rPr>
+                <w:rStyle w:val="VerbatimChar"/>
+              </w:rPr>
+              <w:t xml:space="preserve">Tracker._extend</w:t>
+            </w:r>
+            <w:r>
+              <w:t xml:space="preserve">)</w:t>
+            </w:r>
+          </w:p>
+        </w:tc>
+        <w:tc>
+          <w:tcPr/>
+          <w:p>
+            <w:pPr>
+              <w:pStyle w:val="Compact"/>
+            </w:pPr>
+            <w:r>
+              <w:rPr>
+                <w:rStyle w:val="VerbatimChar"/>
+              </w:rPr>
+              <w:t xml:space="preserve">abs(dx + i*dy)</w:t>
+            </w:r>
+            <w:r>
+              <w:t xml:space="preserve">, где</w:t>
+            </w:r>
+            <w:r>
+              <w:t xml:space="preserve"> </w:t>
+            </w:r>
+            <w:r>
+              <w:rPr>
+                <w:rStyle w:val="VerbatimChar"/>
+              </w:rPr>
+              <w:t xml:space="preserve">i</w:t>
+            </w:r>
+            <w:r>
+              <w:t xml:space="preserve"> </w:t>
+            </w:r>
+            <w:r>
+              <w:t xml:space="preserve">— номер кадра (переменная цикла затёрла мнимую единицу)</w:t>
+            </w:r>
+          </w:p>
+        </w:tc>
+        <w:tc>
+          <w:tcPr/>
+          <w:p>
+            <w:pPr>
+              <w:pStyle w:val="Compact"/>
+            </w:pPr>
+            <w:r>
+              <w:t xml:space="preserve">погрешность по y умножается на номер кадра</w:t>
+            </w:r>
+          </w:p>
+        </w:tc>
+        <w:tc>
+          <w:tcPr/>
+          <w:p>
+            <w:pPr>
+              <w:pStyle w:val="Compact"/>
+            </w:pPr>
+            <w:r>
+              <w:rPr>
+                <w:rStyle w:val="VerbatimChar"/>
+              </w:rPr>
+              <w:t xml:space="preserve">sqrt(dx² + dy²)</w:t>
+            </w:r>
+          </w:p>
+        </w:tc>
+        <w:tc>
+          <w:tcPr/>
+          <w:p>
+            <w:pPr>
+              <w:pStyle w:val="Compact"/>
+            </w:pPr>
+            <w:r>
+              <w:t xml:space="preserve">мало: F40_1 траекторий 530 → 529, st4 без изменений</w:t>
+            </w:r>
+          </w:p>
+        </w:tc>
+      </w:tr>
+      <w:tr>
+        <w:tc>
+          <w:tcPr/>
+          <w:p>
+            <w:pPr>
+              <w:pStyle w:val="Compact"/>
+            </w:pPr>
+            <w:r>
+              <w:t xml:space="preserve">Q3</w:t>
+            </w:r>
+          </w:p>
+        </w:tc>
+        <w:tc>
+          <w:tcPr/>
+          <w:p>
+            <w:pPr>
+              <w:pStyle w:val="Compact"/>
+            </w:pPr>
+            <w:r>
+              <w:t xml:space="preserve">трекинг (</w:t>
+            </w:r>
+            <w:r>
+              <w:rPr>
+                <w:rStyle w:val="VerbatimChar"/>
+              </w:rPr>
+              <w:t xml:space="preserve">Tracker.track</w:t>
+            </w:r>
+            <w:r>
+              <w:t xml:space="preserve">)</w:t>
+            </w:r>
+          </w:p>
+        </w:tc>
+        <w:tc>
+          <w:tcPr/>
+          <w:p>
+            <w:pPr>
+              <w:pStyle w:val="Compact"/>
+            </w:pPr>
+            <w:r>
+              <w:t xml:space="preserve">траектории начинаются на предпоследнем кадре N−1, цикл идёт с N−3</w:t>
+            </w:r>
+          </w:p>
+        </w:tc>
+        <w:tc>
+          <w:tcPr/>
+          <w:p>
+            <w:pPr>
+              <w:pStyle w:val="Compact"/>
+            </w:pPr>
+            <w:r>
+              <w:t xml:space="preserve">кадры N−2 и N не используются</w:t>
+            </w:r>
+          </w:p>
+        </w:tc>
+        <w:tc>
+          <w:tcPr/>
+          <w:p>
+            <w:pPr>
+              <w:pStyle w:val="Compact"/>
+            </w:pPr>
+            <w:r>
+              <w:t xml:space="preserve">трекинг по всем кадрам</w:t>
+            </w:r>
+          </w:p>
+        </w:tc>
+        <w:tc>
+          <w:tcPr/>
+          <w:p>
+            <w:pPr>
+              <w:pStyle w:val="Compact"/>
+            </w:pPr>
+            <w:r>
+              <w:t xml:space="preserve">не замерялось</w:t>
+            </w:r>
+          </w:p>
+        </w:tc>
+      </w:tr>
+      <w:tr>
+        <w:tc>
+          <w:tcPr/>
+          <w:p>
+            <w:pPr>
+              <w:pStyle w:val="Compact"/>
+            </w:pPr>
+            <w:r>
+              <w:t xml:space="preserve">Q10</w:t>
+            </w:r>
+          </w:p>
+        </w:tc>
+        <w:tc>
+          <w:tcPr/>
+          <w:p>
+            <w:pPr>
+              <w:pStyle w:val="Compact"/>
+            </w:pPr>
+            <w:r>
+              <w:t xml:space="preserve">st4 (</w:t>
+            </w:r>
+            <w:r>
+              <w:rPr>
+                <w:rStyle w:val="VerbatimChar"/>
+              </w:rPr>
+              <w:t xml:space="preserve">tracks_in_area</w:t>
+            </w:r>
+            <w:r>
+              <w:t xml:space="preserve">)</w:t>
+            </w:r>
+          </w:p>
+        </w:tc>
+        <w:tc>
+          <w:tcPr/>
+          <w:p>
+            <w:pPr>
+              <w:pStyle w:val="Compact"/>
+            </w:pPr>
+            <w:r>
+              <w:t xml:space="preserve">строгие неравенства на границе области; траектория, заходящая в область дважды, усредняется вместе с промежутком</w:t>
+            </w:r>
+          </w:p>
+        </w:tc>
+        <w:tc>
+          <w:tcPr/>
+          <w:p>
+            <w:pPr>
+              <w:pStyle w:val="Compact"/>
+            </w:pPr>
+            <w:r>
+              <w:t xml:space="preserve">скорость частично считается по участку вне области</w:t>
+            </w:r>
+          </w:p>
+        </w:tc>
+        <w:tc>
+          <w:tcPr/>
+          <w:p>
+            <w:pPr>
+              <w:pStyle w:val="Compact"/>
+            </w:pPr>
+            <w:r>
+              <w:t xml:space="preserve">среднее по участкам внутри области</w:t>
+            </w:r>
+          </w:p>
+        </w:tc>
+        <w:tc>
+          <w:tcPr/>
+          <w:p>
+            <w:pPr>
+              <w:pStyle w:val="Compact"/>
+            </w:pPr>
+            <w:r>
+              <w:t xml:space="preserve">не замерялось</w:t>
+            </w:r>
+          </w:p>
+        </w:tc>
+      </w:tr>
+      <w:tr>
+        <w:tc>
+          <w:tcPr/>
+          <w:p>
+            <w:pPr>
+              <w:pStyle w:val="Compact"/>
+            </w:pPr>
+            <w:r>
               <w:t xml:space="preserve">Q1</w:t>
             </w:r>
           </w:p>
@@ -351,540 +905,6 @@
             </w:pPr>
             <w:r>
               <w:t xml:space="preserve">F40_1: скорости в st4 на 0.1–0.15 %, траекторий 530 → 539, скорость не определена у 0.32 % капель вместо 0.21 %. clear water 3: vx 0201 +7 %, vy 0203 +13 %, vy 0204 +8 %</w:t>
-            </w:r>
-          </w:p>
-        </w:tc>
-      </w:tr>
-      <w:tr>
-        <w:tc>
-          <w:tcPr/>
-          <w:p>
-            <w:pPr>
-              <w:pStyle w:val="Compact"/>
-            </w:pPr>
-            <w:r>
-              <w:t xml:space="preserve">Q3</w:t>
-            </w:r>
-          </w:p>
-        </w:tc>
-        <w:tc>
-          <w:tcPr/>
-          <w:p>
-            <w:pPr>
-              <w:pStyle w:val="Compact"/>
-            </w:pPr>
-            <w:r>
-              <w:t xml:space="preserve">трекинг (</w:t>
-            </w:r>
-            <w:r>
-              <w:rPr>
-                <w:rStyle w:val="VerbatimChar"/>
-              </w:rPr>
-              <w:t xml:space="preserve">Tracker.track</w:t>
-            </w:r>
-            <w:r>
-              <w:t xml:space="preserve">)</w:t>
-            </w:r>
-          </w:p>
-        </w:tc>
-        <w:tc>
-          <w:tcPr/>
-          <w:p>
-            <w:pPr>
-              <w:pStyle w:val="Compact"/>
-            </w:pPr>
-            <w:r>
-              <w:t xml:space="preserve">траектории начинаются на предпоследнем кадре N−1, цикл идёт с N−3</w:t>
-            </w:r>
-          </w:p>
-        </w:tc>
-        <w:tc>
-          <w:tcPr/>
-          <w:p>
-            <w:pPr>
-              <w:pStyle w:val="Compact"/>
-            </w:pPr>
-            <w:r>
-              <w:t xml:space="preserve">кадры N−2 и N не используются</w:t>
-            </w:r>
-          </w:p>
-        </w:tc>
-        <w:tc>
-          <w:tcPr/>
-          <w:p>
-            <w:pPr>
-              <w:pStyle w:val="Compact"/>
-            </w:pPr>
-            <w:r>
-              <w:t xml:space="preserve">трекинг по всем кадрам</w:t>
-            </w:r>
-          </w:p>
-        </w:tc>
-        <w:tc>
-          <w:tcPr/>
-          <w:p>
-            <w:pPr>
-              <w:pStyle w:val="Compact"/>
-            </w:pPr>
-            <w:r>
-              <w:t xml:space="preserve">не замерялось</w:t>
-            </w:r>
-          </w:p>
-        </w:tc>
-      </w:tr>
-      <w:tr>
-        <w:tc>
-          <w:tcPr/>
-          <w:p>
-            <w:pPr>
-              <w:pStyle w:val="Compact"/>
-            </w:pPr>
-            <w:r>
-              <w:t xml:space="preserve">Q4</w:t>
-            </w:r>
-          </w:p>
-        </w:tc>
-        <w:tc>
-          <w:tcPr/>
-          <w:p>
-            <w:pPr>
-              <w:pStyle w:val="Compact"/>
-            </w:pPr>
-            <w:r>
-              <w:t xml:space="preserve">спор двух траекторий за одну каплю (</w:t>
-            </w:r>
-            <w:r>
-              <w:rPr>
-                <w:rStyle w:val="VerbatimChar"/>
-              </w:rPr>
-              <w:t xml:space="preserve">Tracker._extend</w:t>
-            </w:r>
-            <w:r>
-              <w:t xml:space="preserve">)</w:t>
-            </w:r>
-          </w:p>
-        </w:tc>
-        <w:tc>
-          <w:tcPr/>
-          <w:p>
-            <w:pPr>
-              <w:pStyle w:val="Compact"/>
-            </w:pPr>
-            <w:r>
-              <w:rPr>
-                <w:rStyle w:val="VerbatimChar"/>
-              </w:rPr>
-              <w:t xml:space="preserve">taken_point_p(16)</w:t>
-            </w:r>
-            <w:r>
-              <w:t xml:space="preserve">,</w:t>
-            </w:r>
-            <w:r>
-              <w:t xml:space="preserve"> </w:t>
-            </w:r>
-            <w:r>
-              <w:rPr>
-                <w:rStyle w:val="VerbatimChar"/>
-              </w:rPr>
-              <w:t xml:space="preserve">taken_point_p(3)</w:t>
-            </w:r>
-            <w:r>
-              <w:t xml:space="preserve"> </w:t>
-            </w:r>
-            <w:r>
-              <w:t xml:space="preserve">— линейная индексация матрицы k×16; расстояние сравнивается с квадратом расстояния</w:t>
-            </w:r>
-          </w:p>
-        </w:tc>
-        <w:tc>
-          <w:tcPr/>
-          <w:p>
-            <w:pPr>
-              <w:pStyle w:val="Compact"/>
-            </w:pPr>
-            <w:r>
-              <w:t xml:space="preserve">берутся не «радиус поиска и расстояние последней точки» чужой траектории, а случайные элементы матрицы</w:t>
-            </w:r>
-          </w:p>
-        </w:tc>
-        <w:tc>
-          <w:tcPr/>
-          <w:p>
-            <w:pPr>
-              <w:pStyle w:val="Compact"/>
-            </w:pPr>
-            <w:r>
-              <w:rPr>
-                <w:rStyle w:val="VerbatimChar"/>
-              </w:rPr>
-              <w:t xml:space="preserve">taken_point_p(end,16)</w:t>
-            </w:r>
-            <w:r>
-              <w:t xml:space="preserve">,</w:t>
-            </w:r>
-            <w:r>
-              <w:t xml:space="preserve"> </w:t>
-            </w:r>
-            <w:r>
-              <w:rPr>
-                <w:rStyle w:val="VerbatimChar"/>
-              </w:rPr>
-              <w:t xml:space="preserve">taken_point_p(end,3)</w:t>
-            </w:r>
-            <w:r>
-              <w:t xml:space="preserve">; сравнивать расстояние с расстоянием</w:t>
-            </w:r>
-          </w:p>
-        </w:tc>
-        <w:tc>
-          <w:tcPr/>
-          <w:p>
-            <w:pPr>
-              <w:pStyle w:val="Compact"/>
-            </w:pPr>
-            <w:r>
-              <w:t xml:space="preserve">мало: F40_1 без изменений; 0204 длинных траекторий 400 → 398</w:t>
-            </w:r>
-          </w:p>
-        </w:tc>
-      </w:tr>
-      <w:tr>
-        <w:tc>
-          <w:tcPr/>
-          <w:p>
-            <w:pPr>
-              <w:pStyle w:val="Compact"/>
-            </w:pPr>
-            <w:r>
-              <w:t xml:space="preserve">Q5</w:t>
-            </w:r>
-          </w:p>
-        </w:tc>
-        <w:tc>
-          <w:tcPr/>
-          <w:p>
-            <w:pPr>
-              <w:pStyle w:val="Compact"/>
-            </w:pPr>
-            <w:r>
-              <w:t xml:space="preserve">погрешность предсказания полиномом (</w:t>
-            </w:r>
-            <w:r>
-              <w:rPr>
-                <w:rStyle w:val="VerbatimChar"/>
-              </w:rPr>
-              <w:t xml:space="preserve">Tracker._extend</w:t>
-            </w:r>
-            <w:r>
-              <w:t xml:space="preserve">)</w:t>
-            </w:r>
-          </w:p>
-        </w:tc>
-        <w:tc>
-          <w:tcPr/>
-          <w:p>
-            <w:pPr>
-              <w:pStyle w:val="Compact"/>
-            </w:pPr>
-            <w:r>
-              <w:rPr>
-                <w:rStyle w:val="VerbatimChar"/>
-              </w:rPr>
-              <w:t xml:space="preserve">abs(dx + i*dy)</w:t>
-            </w:r>
-            <w:r>
-              <w:t xml:space="preserve">, где</w:t>
-            </w:r>
-            <w:r>
-              <w:t xml:space="preserve"> </w:t>
-            </w:r>
-            <w:r>
-              <w:rPr>
-                <w:rStyle w:val="VerbatimChar"/>
-              </w:rPr>
-              <w:t xml:space="preserve">i</w:t>
-            </w:r>
-            <w:r>
-              <w:t xml:space="preserve"> </w:t>
-            </w:r>
-            <w:r>
-              <w:t xml:space="preserve">— номер кадра (переменная цикла затёрла мнимую единицу)</w:t>
-            </w:r>
-          </w:p>
-        </w:tc>
-        <w:tc>
-          <w:tcPr/>
-          <w:p>
-            <w:pPr>
-              <w:pStyle w:val="Compact"/>
-            </w:pPr>
-            <w:r>
-              <w:t xml:space="preserve">погрешность по y умножается на номер кадра</w:t>
-            </w:r>
-          </w:p>
-        </w:tc>
-        <w:tc>
-          <w:tcPr/>
-          <w:p>
-            <w:pPr>
-              <w:pStyle w:val="Compact"/>
-            </w:pPr>
-            <w:r>
-              <w:rPr>
-                <w:rStyle w:val="VerbatimChar"/>
-              </w:rPr>
-              <w:t xml:space="preserve">sqrt(dx² + dy²)</w:t>
-            </w:r>
-          </w:p>
-        </w:tc>
-        <w:tc>
-          <w:tcPr/>
-          <w:p>
-            <w:pPr>
-              <w:pStyle w:val="Compact"/>
-            </w:pPr>
-            <w:r>
-              <w:t xml:space="preserve">мало: F40_1 траекторий 530 → 529, st4 без изменений</w:t>
-            </w:r>
-          </w:p>
-        </w:tc>
-      </w:tr>
-      <w:tr>
-        <w:tc>
-          <w:tcPr/>
-          <w:p>
-            <w:pPr>
-              <w:pStyle w:val="Compact"/>
-            </w:pPr>
-            <w:r>
-              <w:t xml:space="preserve">Q6</w:t>
-            </w:r>
-          </w:p>
-        </w:tc>
-        <w:tc>
-          <w:tcPr/>
-          <w:p>
-            <w:pPr>
-              <w:pStyle w:val="Compact"/>
-            </w:pPr>
-            <w:r>
-              <w:t xml:space="preserve">две проверки формы траектории (</w:t>
-            </w:r>
-            <w:r>
-              <w:rPr>
-                <w:rStyle w:val="VerbatimChar"/>
-              </w:rPr>
-              <w:t xml:space="preserve">Tracker._extend</w:t>
-            </w:r>
-            <w:r>
-              <w:t xml:space="preserve">)</w:t>
-            </w:r>
-          </w:p>
-        </w:tc>
-        <w:tc>
-          <w:tcPr/>
-          <w:p>
-            <w:pPr>
-              <w:pStyle w:val="Compact"/>
-            </w:pPr>
-            <w:r>
-              <w:t xml:space="preserve">при совпадающих точках деление 0/0 = NaN, проверка молча проходит</w:t>
-            </w:r>
-          </w:p>
-        </w:tc>
-        <w:tc>
-          <w:tcPr/>
-          <w:p>
-            <w:pPr>
-              <w:pStyle w:val="Compact"/>
-            </w:pPr>
-            <w:r>
-              <w:t xml:space="preserve">поведение держится на NaN</w:t>
-            </w:r>
-          </w:p>
-        </w:tc>
-        <w:tc>
-          <w:tcPr/>
-          <w:p>
-            <w:pPr>
-              <w:pStyle w:val="Compact"/>
-            </w:pPr>
-            <w:r>
-              <w:t xml:space="preserve">записать без деления (</w:t>
-            </w:r>
-            <w:r>
-              <w:rPr>
-                <w:rStyle w:val="VerbatimChar"/>
-              </w:rPr>
-              <w:t xml:space="preserve">a &gt; порог·b</w:t>
-            </w:r>
-            <w:r>
-              <w:t xml:space="preserve">)</w:t>
-            </w:r>
-          </w:p>
-        </w:tc>
-        <w:tc>
-          <w:tcPr/>
-          <w:p>
-            <w:pPr>
-              <w:pStyle w:val="Compact"/>
-            </w:pPr>
-            <w:r>
-              <w:t xml:space="preserve">результат тот же (проверено)</w:t>
-            </w:r>
-          </w:p>
-        </w:tc>
-      </w:tr>
-      <w:tr>
-        <w:tc>
-          <w:tcPr/>
-          <w:p>
-            <w:pPr>
-              <w:pStyle w:val="Compact"/>
-            </w:pPr>
-            <w:r>
-              <w:t xml:space="preserve">Q7</w:t>
-            </w:r>
-          </w:p>
-        </w:tc>
-        <w:tc>
-          <w:tcPr/>
-          <w:p>
-            <w:pPr>
-              <w:pStyle w:val="Compact"/>
-            </w:pPr>
-            <w:r>
-              <w:t xml:space="preserve">поиск капель (</w:t>
-            </w:r>
-            <w:r>
-              <w:rPr>
-                <w:rStyle w:val="VerbatimChar"/>
-              </w:rPr>
-              <w:t xml:space="preserve">DropletFinder.find</w:t>
-            </w:r>
-            <w:r>
-              <w:t xml:space="preserve">)</w:t>
-            </w:r>
-          </w:p>
-        </w:tc>
-        <w:tc>
-          <w:tcPr/>
-          <w:p>
-            <w:pPr>
-              <w:pStyle w:val="Compact"/>
-            </w:pPr>
-            <w:r>
-              <w:t xml:space="preserve">«костыль»: перед canny в угол кадра рисуется полоска 0/1, после — угол 6×6 стирается</w:t>
-            </w:r>
-          </w:p>
-        </w:tc>
-        <w:tc>
-          <w:tcPr/>
-          <w:p>
-            <w:pPr>
-              <w:pStyle w:val="Compact"/>
-            </w:pPr>
-            <w:r>
-              <w:t xml:space="preserve">canny делит градиент на максимум по кадру; градиент полоски (0.733) всегда больше настоящих границ (проверено на 33 кадрах), т. е. порог фактически абсолютный: 0.1 × 0.733 = 0.0733</w:t>
-            </w:r>
-          </w:p>
-        </w:tc>
-        <w:tc>
-          <w:tcPr/>
-          <w:p>
-            <w:pPr>
-              <w:pStyle w:val="Compact"/>
-            </w:pPr>
-            <w:r>
-              <w:t xml:space="preserve">canny с явным абсолютным порогом 0.0733, кадр не трогать</w:t>
-            </w:r>
-          </w:p>
-        </w:tc>
-        <w:tc>
-          <w:tcPr/>
-          <w:p>
-            <w:pPr>
-              <w:pStyle w:val="Compact"/>
-            </w:pPr>
-            <w:r>
-              <w:t xml:space="preserve">почти ничего: число капель ±0.1 % (F40_1: 8025 → 8024, как у MATLAB)</w:t>
-            </w:r>
-          </w:p>
-        </w:tc>
-      </w:tr>
-      <w:tr>
-        <w:tc>
-          <w:tcPr/>
-          <w:p>
-            <w:pPr>
-              <w:pStyle w:val="Compact"/>
-            </w:pPr>
-            <w:r>
-              <w:t xml:space="preserve">Q10</w:t>
-            </w:r>
-          </w:p>
-        </w:tc>
-        <w:tc>
-          <w:tcPr/>
-          <w:p>
-            <w:pPr>
-              <w:pStyle w:val="Compact"/>
-            </w:pPr>
-            <w:r>
-              <w:t xml:space="preserve">st4 (</w:t>
-            </w:r>
-            <w:r>
-              <w:rPr>
-                <w:rStyle w:val="VerbatimChar"/>
-              </w:rPr>
-              <w:t xml:space="preserve">tracks_in_area</w:t>
-            </w:r>
-            <w:r>
-              <w:t xml:space="preserve">)</w:t>
-            </w:r>
-          </w:p>
-        </w:tc>
-        <w:tc>
-          <w:tcPr/>
-          <w:p>
-            <w:pPr>
-              <w:pStyle w:val="Compact"/>
-            </w:pPr>
-            <w:r>
-              <w:t xml:space="preserve">строгие неравенства на границе области; траектория, заходящая в область дважды, усредняется вместе с промежутком</w:t>
-            </w:r>
-          </w:p>
-        </w:tc>
-        <w:tc>
-          <w:tcPr/>
-          <w:p>
-            <w:pPr>
-              <w:pStyle w:val="Compact"/>
-            </w:pPr>
-            <w:r>
-              <w:t xml:space="preserve">скорость частично считается по участку вне области</w:t>
-            </w:r>
-          </w:p>
-        </w:tc>
-        <w:tc>
-          <w:tcPr/>
-          <w:p>
-            <w:pPr>
-              <w:pStyle w:val="Compact"/>
-            </w:pPr>
-            <w:r>
-              <w:t xml:space="preserve">среднее по участкам внутри области</w:t>
-            </w:r>
-          </w:p>
-        </w:tc>
-        <w:tc>
-          <w:tcPr/>
-          <w:p>
-            <w:pPr>
-              <w:pStyle w:val="Compact"/>
-            </w:pPr>
-            <w:r>
-              <w:t xml:space="preserve">не замерялось</w:t>
             </w:r>
           </w:p>
         </w:tc>
